--- a/documents/RoughDaya.docx
+++ b/documents/RoughDaya.docx
@@ -8081,7 +8081,6 @@
           <w:sz w:val="24"/>
           <w:szCs w:val="24"/>
         </w:rPr>
-        <w:lastRenderedPageBreak/>
         <w:t>Table of Figures</w:t>
       </w:r>
       <w:r>
@@ -9476,7 +9475,6 @@
           <w:sz w:val="24"/>
           <w:szCs w:val="24"/>
         </w:rPr>
-        <w:lastRenderedPageBreak/>
         <w:t>Despite the growing popularity of yoga as a practice for enhancing well-being, there is limited research on how it influences pedagogical approaches and teacher well-being. Traditional teaching methodologies tend to prioritize cognitive engagement, often neglecting the role of the body in the learning process (Miller, 2019). This lack of emphasis on embodied learning in teacher education is significant, as it overlooks the potential of embodied ways of knowing- a concept increasingly valued by educators seeking more holistic and integrative approaches to pedagogy (Hepburn et al., 2021). Embodied learning, as a pedagogical framework, aligns with educators’ interests and offers a pathway to nurture school communities through practices that connect mind and body. Yoga, as an embodied practice, has the potential to serve as a bridge toward more balanced and sustainable educational environments.</w:t>
       </w:r>
     </w:p>
@@ -9539,7 +9537,6 @@
           <w:sz w:val="24"/>
           <w:szCs w:val="24"/>
         </w:rPr>
-        <w:lastRenderedPageBreak/>
         <w:t>My research investigates how regular yoga practice shapes teachers’ well-being and pedagogy through the lens of the</w:t>
       </w:r>
       <w:r>
@@ -9759,17 +9756,7 @@
           <w:sz w:val="24"/>
           <w:szCs w:val="24"/>
         </w:rPr>
-        <w:t xml:space="preserve"> yoga as part of their wellness routine (Yoga Vidya School, 2024). Yet little research examines how teachers’ yoga practice might foster professional flourishing. Investigating this gap responds to mounting calls for holistic, embodied approaches to teacher development in an era of escalating job demands and </w:t>
-      </w:r>
-      <w:r>
-        <w:rPr>
-          <w:rFonts w:ascii="Times New Roman" w:eastAsia="Times New Roman" w:hAnsi="Times New Roman" w:cs="Times New Roman"/>
-          <w:color w:val="000000"/>
-          <w:sz w:val="24"/>
-          <w:szCs w:val="24"/>
-        </w:rPr>
-        <w:lastRenderedPageBreak/>
-        <w:t>stress. By illuminating teachers’ firsthand accounts, this study offers evidence-based insights that can inform programs and policies to enhance teachers'-well-being and pedagogical practice.</w:t>
+        <w:t xml:space="preserve"> yoga as part of their wellness routine (Yoga Vidya School, 2024). Yet little research examines how teachers’ yoga practice might foster professional flourishing. Investigating this gap responds to mounting calls for holistic, embodied approaches to teacher development in an era of escalating job demands and stress. By illuminating teachers’ firsthand accounts, this study offers evidence-based insights that can inform programs and policies to enhance teachers'-well-being and pedagogical practice.</w:t>
       </w:r>
     </w:p>
     <w:p>
@@ -10188,37 +10175,7 @@
           <w:sz w:val="24"/>
           <w:szCs w:val="24"/>
         </w:rPr>
-        <w:t xml:space="preserve"> 1.43; Krishnamacharya Yoga </w:t>
-      </w:r>
-      <w:proofErr w:type="spellStart"/>
-      <w:r>
-        <w:rPr>
-          <w:rFonts w:ascii="Times New Roman" w:eastAsia="Times New Roman" w:hAnsi="Times New Roman" w:cs="Times New Roman"/>
-          <w:color w:val="000000"/>
-          <w:sz w:val="24"/>
-          <w:szCs w:val="24"/>
-        </w:rPr>
-        <w:t>Mandiram</w:t>
-      </w:r>
-      <w:proofErr w:type="spellEnd"/>
-      <w:r>
-        <w:rPr>
-          <w:rFonts w:ascii="Times New Roman" w:eastAsia="Times New Roman" w:hAnsi="Times New Roman" w:cs="Times New Roman"/>
-          <w:color w:val="000000"/>
-          <w:sz w:val="24"/>
-          <w:szCs w:val="24"/>
-        </w:rPr>
-        <w:t xml:space="preserve">, 2012). Together, these passages establish yoga as a disciplined body, mind, heart, and spirit uniting. Holistic </w:t>
-      </w:r>
-      <w:r>
-        <w:rPr>
-          <w:rFonts w:ascii="Times New Roman" w:eastAsia="Times New Roman" w:hAnsi="Times New Roman" w:cs="Times New Roman"/>
-          <w:color w:val="000000"/>
-          <w:sz w:val="24"/>
-          <w:szCs w:val="24"/>
-        </w:rPr>
-        <w:lastRenderedPageBreak/>
-        <w:t>education carries this ancient insight forward, seeking to align thoughts, words, and actions so learners realize a sense of wholeness (</w:t>
+        <w:t> 1.43; Krishnamacharya Yoga Mandiram, 2012). Together, these passages establish yoga as a disciplined body, mind, heart, and spirit uniting. Holistic education carries this ancient insight forward, seeking to align thoughts, words, and actions so learners realize a sense of wholeness (</w:t>
       </w:r>
       <w:proofErr w:type="spellStart"/>
       <w:r>
@@ -10508,17 +10465,7 @@
           <w:sz w:val="24"/>
           <w:szCs w:val="24"/>
         </w:rPr>
-        <w:t xml:space="preserve"> to bridge the gap between mind and heart. This </w:t>
-      </w:r>
-      <w:r>
-        <w:rPr>
-          <w:rFonts w:ascii="Times New Roman" w:eastAsia="Times New Roman" w:hAnsi="Times New Roman" w:cs="Times New Roman"/>
-          <w:color w:val="000000"/>
-          <w:sz w:val="24"/>
-          <w:szCs w:val="24"/>
-        </w:rPr>
-        <w:lastRenderedPageBreak/>
-        <w:t>opening allows us to approach life with greater receptivity, carrying the teachings of yoga into our relationships and everyday interactions. Judith (2004) echoes this understanding, emphasizing that compassion arises when we connect with our yearning and pain. Pain, she suggests, opens us to a deeper understanding of others, expanding the boundaries of our limited selves. Compassion holds space for growth and transformation—offering the stability to ground us while giving us the freedom to let go. Neuroscience reinforces this ancient wisdom, showing how compassion and empathy engage brain regions linked to social connection and emotional resilience (Thompson, 2017; Stevens &amp; Taber, 2021). Yoga became my anchor through the tumultuous waves of emotions and led me back to my heart. During this formative period of hurt and healing, I discovered yoga’s capacity to open my heart, grow in love and compassion for myself and others, and understand this ancient Indian practice more deeply. In this way, opening the heart became a practice of profound healing and connection, not just within myself but with the world around me. </w:t>
+        <w:t xml:space="preserve"> to bridge the gap between mind and heart. This opening allows us to approach life with greater receptivity, carrying the teachings of yoga into our relationships and everyday interactions. Judith (2004) echoes this understanding, emphasizing that compassion arises when we connect with our yearning and pain. Pain, she suggests, opens us to a deeper understanding of others, expanding the boundaries of our limited selves. Compassion holds space for growth and transformation—offering the stability to ground us while giving us the freedom to let go. Neuroscience reinforces this ancient wisdom, showing how compassion and empathy engage brain regions linked to social connection and emotional resilience (Thompson, 2017; Stevens &amp; Taber, 2021). Yoga became my anchor through the tumultuous waves of emotions and led me back to my heart. During this formative period of hurt and healing, I discovered yoga’s capacity to open my heart, grow in love and compassion for myself and others, and understand this ancient Indian practice more deeply. In this way, opening the heart became a practice of profound healing and connection, not just within myself but with the world around me. </w:t>
       </w:r>
     </w:p>
     <w:p>
@@ -10593,17 +10540,7 @@
           <w:sz w:val="24"/>
           <w:szCs w:val="24"/>
         </w:rPr>
-        <w:t xml:space="preserve">collection of ancient Sanskrit texts that explore foundational philosophical concepts; the </w:t>
-      </w:r>
-      <w:r>
-        <w:rPr>
-          <w:rFonts w:ascii="Times New Roman" w:eastAsia="Times New Roman" w:hAnsi="Times New Roman" w:cs="Times New Roman"/>
-          <w:color w:val="000000"/>
-          <w:sz w:val="24"/>
-          <w:szCs w:val="24"/>
-        </w:rPr>
-        <w:lastRenderedPageBreak/>
-        <w:t xml:space="preserve">Mahabharata—one of India’s major epics depicting the Kurukshetra War; the Bhagavad Gita—a 700-verse spiritual dialogue contained within the Mahabharata; and Patanjali’s Yoga Sutras—a seminal treatise outlining yogic philosophy and practice. These texts opened my eyes to a vast universe of yogic knowledge and spirituality. Through them, I learned that yoga is not only a physical practice but also a philosophy and spiritual discipline encompassing multiple paths: </w:t>
+        <w:t xml:space="preserve">collection of ancient Sanskrit texts that explore foundational philosophical concepts; the Mahabharata—one of India’s major epics depicting the Kurukshetra War; the Bhagavad Gita—a 700-verse spiritual dialogue contained within the Mahabharata; and Patanjali’s Yoga Sutras—a seminal treatise outlining yogic philosophy and practice. These texts opened my eyes to a vast universe of yogic knowledge and spirituality. Through them, I learned that yoga is not only a physical practice but also a philosophy and spiritual discipline encompassing multiple paths: </w:t>
       </w:r>
       <w:r>
         <w:rPr>
@@ -10932,17 +10869,7 @@
           <w:sz w:val="24"/>
           <w:szCs w:val="24"/>
         </w:rPr>
-        <w:t xml:space="preserve">As a devoted yoga practitioner, it was only natural that a yogic perspective informed my life as a primary school teacher. During my tenure as a teacher at the American Embassy School in New Delhi, India, I witnessed a student of mine from Malaysia who had been silent for three months and had recently begun exhibiting physical rage in class. Staff tossed mislabels around to describe this student, and other teachers dismissed him as a problem child as they could not connect with him. With the Hindu holiday of Diwali approaching, I guided my students into a downward-dog yoga asana position, humming out vowel sounds as they twisted their minds and bodies into poses and phrases. They played characters in a story about new beginnings, a triumph of light over darkness. To everyone’s surprise, this student spoke on that very afternoon of </w:t>
-      </w:r>
-      <w:r>
-        <w:rPr>
-          <w:rFonts w:ascii="Times New Roman" w:eastAsia="Times New Roman" w:hAnsi="Times New Roman" w:cs="Times New Roman"/>
-          <w:color w:val="000000"/>
-          <w:sz w:val="24"/>
-          <w:szCs w:val="24"/>
-        </w:rPr>
-        <w:lastRenderedPageBreak/>
-        <w:t>sparkle and glitter. Embodiment, lived experience, and yoga’s impact on well-being are interconnected and have been my life's focus of extensive exploration. Understanding the mind-body connection has prompted research into the potential benefits of yoga for overall well-being. This early experience in teaching was formative, and I still contribute it as an anecdote that reveals the potential of yoga in transforming students and teachers. </w:t>
+        <w:t>As a devoted yoga practitioner, it was only natural that a yogic perspective informed my life as a primary school teacher. During my tenure as a teacher at the American Embassy School in New Delhi, India, I witnessed a student of mine from Malaysia who had been silent for three months and had recently begun exhibiting physical rage in class. Staff tossed mislabels around to describe this student, and other teachers dismissed him as a problem child as they could not connect with him. With the Hindu holiday of Diwali approaching, I guided my students into a downward-dog yoga asana position, humming out vowel sounds as they twisted their minds and bodies into poses and phrases. They played characters in a story about new beginnings, a triumph of light over darkness. To everyone’s surprise, this student spoke on that very afternoon of sparkle and glitter. Embodiment, lived experience, and yoga’s impact on well-being are interconnected and have been my life's focus of extensive exploration. Understanding the mind-body connection has prompted research into the potential benefits of yoga for overall well-being. This early experience in teaching was formative, and I still contribute it as an anecdote that reveals the potential of yoga in transforming students and teachers. </w:t>
       </w:r>
     </w:p>
     <w:p>
@@ -11048,17 +10975,7 @@
           <w:sz w:val="24"/>
           <w:szCs w:val="24"/>
         </w:rPr>
-        <w:t xml:space="preserve">My graduate thesis on optimizing EAL (English as an Additional Language) programs became the foundation for my future research and initiatives. I devoted a significant amount of </w:t>
-      </w:r>
-      <w:r>
-        <w:rPr>
-          <w:rFonts w:ascii="Times New Roman" w:eastAsia="Times New Roman" w:hAnsi="Times New Roman" w:cs="Times New Roman"/>
-          <w:color w:val="000000"/>
-          <w:sz w:val="24"/>
-          <w:szCs w:val="24"/>
-        </w:rPr>
-        <w:lastRenderedPageBreak/>
-        <w:t>energy as an action researcher. I co-authored papers and presented at The European Council for International Schools on Optimizing English as an Additional Language Program in International Schools. I created an innovative EAL assessment tool that was adopted in international schools. My goal to advance the EAL field was taking shape. However, I also felt a dichotomy widening. I knew through my research that the most important condition for language learning to occur was an environment that encourages student motivation. A safe and nurturing environment, with a low affective filter makes students feel motivated to learn. According to the affective filter hypothesis, high anxiety and low self-confidence can cause an English learner to filter out language inputs and make it extremely difficult to acquire another language. </w:t>
+        <w:t>My graduate thesis on optimizing EAL (English as an Additional Language) programs became the foundation for my future research and initiatives. I devoted a significant amount of energy as an action researcher. I co-authored papers and presented at The European Council for International Schools on Optimizing English as an Additional Language Program in International Schools. I created an innovative EAL assessment tool that was adopted in international schools. My goal to advance the EAL field was taking shape. However, I also felt a dichotomy widening. I knew through my research that the most important condition for language learning to occur was an environment that encourages student motivation. A safe and nurturing environment, with a low affective filter makes students feel motivated to learn. According to the affective filter hypothesis, high anxiety and low self-confidence can cause an English learner to filter out language inputs and make it extremely difficult to acquire another language. </w:t>
       </w:r>
     </w:p>
     <w:p>
@@ -11099,17 +11016,7 @@
           <w:sz w:val="24"/>
           <w:szCs w:val="24"/>
         </w:rPr>
-        <w:t xml:space="preserve"> were gaining popularity. Research confirmed that social and emotional skills are crucial for the holistic development of our children. Numerous studies suggested that schools with SEL programs see improved academic achievement, attendance, and overall student well-being. Though the research supported it, even the most well-resourced international schools (including the one I was working in) seemed hesitant to implement full-fledged SEL or mindfulness programs. This conflict stayed with me, making it difficult to continue teaching within private </w:t>
-      </w:r>
-      <w:r>
-        <w:rPr>
-          <w:rFonts w:ascii="Times New Roman" w:eastAsia="Times New Roman" w:hAnsi="Times New Roman" w:cs="Times New Roman"/>
-          <w:color w:val="000000"/>
-          <w:sz w:val="24"/>
-          <w:szCs w:val="24"/>
-        </w:rPr>
-        <w:lastRenderedPageBreak/>
-        <w:t>school walls any longer. The compassionate educator in me was compelled to use my acquired knowledge to launch an educational organization with a social impact. </w:t>
+        <w:t xml:space="preserve"> were gaining popularity. Research confirmed that social and emotional skills are crucial for the holistic development of our children. Numerous studies suggested that schools with SEL programs see improved academic achievement, attendance, and overall student well-being. Though the research supported it, even the most well-resourced international schools (including the one I was working in) seemed hesitant to implement full-fledged SEL or mindfulness programs. This conflict stayed with me, making it difficult to continue teaching within private school walls any longer. The compassionate educator in me was compelled to use my acquired knowledge to launch an educational organization with a social impact. </w:t>
       </w:r>
     </w:p>
     <w:p>
@@ -11193,7 +11100,6 @@
           <w:sz w:val="24"/>
           <w:szCs w:val="24"/>
         </w:rPr>
-        <w:lastRenderedPageBreak/>
         <w:t>One of the most powerful insights gained from this program was the role of SEL in lowering the affective filter—a crucial factor in language acquisition. Through SEL strategies, students learned to manage anxiety, become more attuned to their emotions, handle stress, and cultivate empathy. This created a classroom atmosphere that nurtured academic learning and emotional growth, providing the safe and supportive environment essential for language proficiency. As the data revealed, fostering such an environment significantly enhances the motivation and success of English language learners, aligning with Bolanle’s (2007) and Clarke’s (1999) research on the affective conditions needed for language learning.</w:t>
       </w:r>
     </w:p>
@@ -11293,17 +11199,7 @@
           <w:sz w:val="24"/>
           <w:szCs w:val="24"/>
         </w:rPr>
-        <w:t xml:space="preserve">This dissertation is structured across seven chapters. Chapter Two outlines the conceptual framework, drawing from holistic, Eastern, feminist, Indigenous and contemplative educational </w:t>
-      </w:r>
-      <w:r>
-        <w:rPr>
-          <w:rFonts w:ascii="Times New Roman" w:eastAsia="Times New Roman" w:hAnsi="Times New Roman" w:cs="Times New Roman"/>
-          <w:color w:val="000000"/>
-          <w:sz w:val="24"/>
-          <w:szCs w:val="24"/>
-        </w:rPr>
-        <w:lastRenderedPageBreak/>
-        <w:t xml:space="preserve">traditions. Chapter Three critically reviews the literature concerning yoga as pedagogy and its relationship to teacher well-being. Chapter Four details the research methodology, including design, data collection, and analysis procedures. Chapter Five presents the study’s findings through the lens of phenomenology and the kosha model. Chapter Six offers an in-depth discussion of these findings. Chapter Seven concludes the dissertation by proposing evidence-based implementation strategies, </w:t>
+        <w:t xml:space="preserve">This dissertation is structured across seven chapters. Chapter Two outlines the conceptual framework, drawing from holistic, Eastern, feminist, Indigenous and contemplative educational traditions. Chapter Three critically reviews the literature concerning yoga as pedagogy and its relationship to teacher well-being. Chapter Four details the research methodology, including design, data collection, and analysis procedures. Chapter Five presents the study’s findings through the lens of phenomenology and the kosha model. Chapter Six offers an in-depth discussion of these findings. Chapter Seven concludes the dissertation by proposing evidence-based implementation strategies, </w:t>
       </w:r>
       <w:r>
         <w:rPr>
@@ -11417,17 +11313,7 @@
           <w:szCs w:val="24"/>
         </w:rPr>
         <w:tab/>
-        <w:t xml:space="preserve">This chapter lays the conceptual groundwork for exploring how embodiment is understood, practiced, and pedagogically enacted across holistic, Eastern, feminist, Indigenous and contemplative educational traditions. Drawing from these diverse perspectives, it constructs an epistemological lens that recognizes the body as central to knowledge, meaning-making, and educational practice. These traditions converge on the understanding that learning is not merely cognitive but deeply interconnected, relational, and embodied. The guiding inspiration for this study is captured by Ferrer, who asserts a “deep correspondence between the embodied human being, the universe, and the mystery out of which everything arises” (Ferrer &amp; Sherman, 2008, as cited in Miller, 2019, p. 40). From this philosophical starting point, embodied pedagogy emerges </w:t>
-      </w:r>
-      <w:r>
-        <w:rPr>
-          <w:rFonts w:ascii="Times New Roman" w:eastAsia="Times New Roman" w:hAnsi="Times New Roman" w:cs="Times New Roman"/>
-          <w:color w:val="000000"/>
-          <w:sz w:val="24"/>
-          <w:szCs w:val="24"/>
-        </w:rPr>
-        <w:lastRenderedPageBreak/>
-        <w:t>as a field dedicated to honoring the totality of human beings and becoming. Embodied pedagogy is an ontological stance that prioritizes relationship, embodiment, and soulful inquiry. Within this tradition, few voices have been more influential than that of John Miller, whose holistic approach to education will be examined in greater depth later in this chapter.</w:t>
+        <w:t>This chapter lays the conceptual groundwork for exploring how embodiment is understood, practiced, and pedagogically enacted across holistic, Eastern, feminist, Indigenous and contemplative educational traditions. Drawing from these diverse perspectives, it constructs an epistemological lens that recognizes the body as central to knowledge, meaning-making, and educational practice. These traditions converge on the understanding that learning is not merely cognitive but deeply interconnected, relational, and embodied. The guiding inspiration for this study is captured by Ferrer, who asserts a “deep correspondence between the embodied human being, the universe, and the mystery out of which everything arises” (Ferrer &amp; Sherman, 2008, as cited in Miller, 2019, p. 40). From this philosophical starting point, embodied pedagogy emerges as a field dedicated to honoring the totality of human beings and becoming. Embodied pedagogy is an ontological stance that prioritizes relationship, embodiment, and soulful inquiry. Within this tradition, few voices have been more influential than that of John Miller, whose holistic approach to education will be examined in greater depth later in this chapter.</w:t>
       </w:r>
     </w:p>
     <w:p>
@@ -11566,17 +11452,7 @@
           <w:sz w:val="24"/>
           <w:szCs w:val="24"/>
         </w:rPr>
-        <w:t xml:space="preserve">. Rooted in values of empathy, authenticity, and self-actualization, humanistic models sought to center education around each student's lived experiences and intrinsic potential. Scott </w:t>
-      </w:r>
-      <w:r>
-        <w:rPr>
-          <w:rFonts w:ascii="Times New Roman" w:eastAsia="Times New Roman" w:hAnsi="Times New Roman" w:cs="Times New Roman"/>
-          <w:color w:val="000000"/>
-          <w:sz w:val="24"/>
-          <w:szCs w:val="24"/>
-        </w:rPr>
-        <w:lastRenderedPageBreak/>
-        <w:t xml:space="preserve">Barry Kaufman’s </w:t>
+        <w:t xml:space="preserve">. Rooted in values of empathy, authenticity, and self-actualization, humanistic models sought to center education around each student's lived experiences and intrinsic potential. Scott Barry Kaufman’s </w:t>
       </w:r>
       <w:r>
         <w:rPr>
@@ -11666,17 +11542,7 @@
           <w:sz w:val="24"/>
           <w:szCs w:val="24"/>
         </w:rPr>
-        <w:t xml:space="preserve"> transpersonal education as a holistic and multidimensional approach beyond conventional academic skills like critical thinking and analysis. It embraces a wide range of intelligence—including emotional and spiritual intelligence—and honors pluralistic ways of knowing, such as embodied awareness, personal insight, and relational dialogue. Thinkers like Jorge Ferrer, William Barry, and Ken Wilber critiqued the limitations of strictly psychological models and proposed integrative approaches that acknowledged intuition and collective spiritual experience as essential to education (Wilber, 2000). Wilber’s work in Integral Spirituality (Donkers, 2016) proposes that any meaningful education must address the four fundamental dimensions of reality and the individual's and collective interior and exterior aspects. He argues that integral education should cultivate subjective depth, intersubjective meaning, objective knowledge, and systemic wisdom. Ferrer &amp; Sherman (2008) challenges hierarchical conceptions of spirituality by proposing a participatory approach, where spiritual knowing arises through the co-creative engagement of embodied individuals with a dynamic and evolving cosmos. </w:t>
-      </w:r>
-      <w:r>
-        <w:rPr>
-          <w:rFonts w:ascii="Times New Roman" w:eastAsia="Times New Roman" w:hAnsi="Times New Roman" w:cs="Times New Roman"/>
-          <w:color w:val="000000"/>
-          <w:sz w:val="24"/>
-          <w:szCs w:val="24"/>
-        </w:rPr>
-        <w:lastRenderedPageBreak/>
-        <w:t>Similarly, Moore (1975) emphasizes the role of the body as a gateway to transpersonal learning, describing it as a channel for psychic and intuitive capacities that deepen holistic awareness. Through these perspectives, transpersonal education marked a pivotal shift- recognizing the body not only as an emotional or psychological site but also as a vessel for spiritual, intuitive, and relational wisdom.</w:t>
+        <w:t xml:space="preserve"> transpersonal education as a holistic and multidimensional approach beyond conventional academic skills like critical thinking and analysis. It embraces a wide range of intelligence—including emotional and spiritual intelligence—and honors pluralistic ways of knowing, such as embodied awareness, personal insight, and relational dialogue. Thinkers like Jorge Ferrer, William Barry, and Ken Wilber critiqued the limitations of strictly psychological models and proposed integrative approaches that acknowledged intuition and collective spiritual experience as essential to education (Wilber, 2000). Wilber’s work in Integral Spirituality (Donkers, 2016) proposes that any meaningful education must address the four fundamental dimensions of reality and the individual's and collective interior and exterior aspects. He argues that integral education should cultivate subjective depth, intersubjective meaning, objective knowledge, and systemic wisdom. Ferrer &amp; Sherman (2008) challenges hierarchical conceptions of spirituality by proposing a participatory approach, where spiritual knowing arises through the co-creative engagement of embodied individuals with a dynamic and evolving cosmos. Similarly, Moore (1975) emphasizes the role of the body as a gateway to transpersonal learning, describing it as a channel for psychic and intuitive capacities that deepen holistic awareness. Through these perspectives, transpersonal education marked a pivotal shift- recognizing the body not only as an emotional or psychological site but also as a vessel for spiritual, intuitive, and relational wisdom.</w:t>
       </w:r>
     </w:p>
     <w:p>
@@ -11829,17 +11695,7 @@
           <w:sz w:val="24"/>
           <w:szCs w:val="24"/>
         </w:rPr>
-        <w:t xml:space="preserve">There is a split between the body and the mind. Believing this, individuals enter the classroom to teach as though only the mind is present, not the body. To call attention to </w:t>
-      </w:r>
-      <w:r>
-        <w:rPr>
-          <w:rFonts w:ascii="Times New Roman" w:eastAsia="Times New Roman" w:hAnsi="Times New Roman" w:cs="Times New Roman"/>
-          <w:color w:val="000000"/>
-          <w:sz w:val="24"/>
-          <w:szCs w:val="24"/>
-        </w:rPr>
-        <w:lastRenderedPageBreak/>
-        <w:t xml:space="preserve">the body is to betray the legacy of repression and denial that has been handed down to us by our professorial elders, who have been usually white and male. (p. 191) </w:t>
+        <w:t xml:space="preserve">There is a split between the body and the mind. Believing this, individuals enter the classroom to teach as though only the mind is present, not the body. To call attention to the body is to betray the legacy of repression and denial that has been handed down to us by our professorial elders, who have been usually white and male. (p. 191) </w:t>
       </w:r>
     </w:p>
     <w:p>
